--- a/az/discovery-articles/4.1 Peyvəndləmə.docx
+++ b/az/discovery-articles/4.1 Peyvəndləmə.docx
@@ -4,570 +4,375 @@
   <w:body>
     <w:p>
       <w:pPr>
-        <w:keepNext/>
-        <w:spacing w:before="280" w:after="120"/>
+        <w:pStyle w:val="Title"/>
+        <w:widowControl/>
       </w:pPr>
       <w:r>
-        <w:rPr>
-          <w:rFonts w:ascii="Calibri" w:hAnsi="Calibri" w:eastAsia="Calibri"/>
-          <w:b/>
-          <w:i w:val="0"/>
-          <w:color w:val="004E8C"/>
-          <w:sz w:val="44"/>
-        </w:rPr>
         <w:t>4.1 Peyvəndləmə</w:t>
       </w:r>
     </w:p>
     <w:p>
       <w:pPr>
-        <w:spacing w:after="80"/>
+        <w:keepNext/>
+        <w:widowControl/>
       </w:pPr>
       <w:r>
         <w:rPr>
-          <w:rFonts w:ascii="Calibri" w:hAnsi="Calibri" w:eastAsia="Calibri"/>
-          <w:b w:val="0"/>
-          <w:i/>
-          <w:color w:val="505050"/>
-          <w:sz w:val="22"/>
+          <w:sz w:val="20"/>
         </w:rPr>
-        <w:t>4. Tibb, biologiya və ictimai sağlamlıq</w:t>
-      </w:r>
-    </w:p>
-    <w:p>
-      <w:pPr>
-        <w:spacing w:after="200"/>
-      </w:pPr>
-      <w:r>
-        <w:rPr>
-          <w:rFonts w:ascii="Calibri" w:hAnsi="Calibri" w:eastAsia="Calibri"/>
-          <w:b w:val="0"/>
-          <w:i/>
-          <w:sz w:val="22"/>
-        </w:rPr>
-        <w:t>Dövr: 1796-cı il (Cennerin çiçək peyvəndi); XIX əsrdən başlayaraq kütləvi immunlaşdırma proqramları | Əsas simalar: Edvard Cenner (çiçək); Lui Paster (quduzluq, xolera); Conas Solk (poliomielit)</w:t>
-      </w:r>
-    </w:p>
-    <w:p>
-      <w:pPr>
-        <w:spacing w:after="160" w:line="276" w:lineRule="auto"/>
-      </w:pPr>
-      <w:r>
-        <w:rPr>
-          <w:rFonts w:ascii="Calibri" w:hAnsi="Calibri" w:eastAsia="Calibri"/>
-          <w:b w:val="0"/>
-          <w:i w:val="0"/>
-          <w:sz w:val="22"/>
-        </w:rPr>
-        <w:t>Peyvənd orqanizmə xəstəlik törətməyən təhlükəsiz antigen təqdim edərək immun sistemində qoruyucu yaddaş yaradır. Cennerin çiçək xəstəliyinə qarşı apardığı işdən müasir peyvənd proqramlarınadək bu üsul milyonlarla yoluxma və ölüm halının qarşısını alıb.</w:t>
+        <w:t>4 Tibb biologiya və ictimai səhiyyə</w:t>
       </w:r>
     </w:p>
     <w:p>
       <w:pPr>
         <w:keepNext/>
-        <w:spacing w:before="240" w:after="120"/>
+        <w:widowControl/>
       </w:pPr>
       <w:r>
         <w:rPr>
-          <w:rFonts w:ascii="Calibri" w:hAnsi="Calibri" w:eastAsia="Calibri"/>
-          <w:b/>
-          <w:i w:val="0"/>
-          <w:color w:val="004E8C"/>
-          <w:sz w:val="28"/>
+          <w:sz w:val="20"/>
         </w:rPr>
-        <w:t>Əsas faktlar</w:t>
+        <w:t>Dövr: 1796-cı il (Cennerin çiçək peyvəndi); XIX əsrdən kütləvi immunlaşdırma proqramları | Əsas şəxslər: Edvard Cenner (çiçək); Lui Paster (quduzluq, vəba); Conas Solk (poliomielit)</w:t>
+      </w:r>
+    </w:p>
+    <w:p>
+      <w:pPr>
+        <w:widowControl/>
+      </w:pPr>
+      <w:r>
+        <w:t>Peyvəndləmə immun sisteminə təhlükəsiz bir siqnal verərək onu xəstəliyin törədicisini sonradan tanımağa hazırlayır. Cennerin çiçəyə qarşı işlərindən müasir kampaniyalara qədər peyvəndlər demək olar ki, bütün digər tibbi vasitələrdən daha çox xəstəliyin qarşısını alıb.</w:t>
+      </w:r>
+    </w:p>
+    <w:p>
+      <w:pPr>
+        <w:pStyle w:val="Heading1"/>
+        <w:widowControl/>
+      </w:pPr>
+      <w:r>
+        <w:t>Əsas məlumatlar</w:t>
       </w:r>
     </w:p>
     <w:p>
       <w:pPr>
         <w:pStyle w:val="ListBullet"/>
+        <w:widowControl/>
       </w:pPr>
       <w:r>
-        <w:rPr>
-          <w:rFonts w:ascii="Calibri" w:hAnsi="Calibri" w:eastAsia="Calibri"/>
-          <w:b w:val="0"/>
-          <w:i w:val="0"/>
-          <w:sz w:val="22"/>
-        </w:rPr>
-        <w:t>İnsanı qəsdən yüngül çiçək infeksiyasına yoluxdurmaq — variolyasiya — peyvənddən daha qədim xalq və tibb təcrübəsi idi</w:t>
+        <w:t>Variolyasiya — qəsdən daha yüngül çiçək infeksiyası törətmək — xalq təbabətində və tibbdə daha əvvəldən tətbiq olunurdu.</w:t>
       </w:r>
     </w:p>
     <w:p>
       <w:pPr>
         <w:pStyle w:val="ListBullet"/>
+        <w:widowControl/>
       </w:pPr>
       <w:r>
-        <w:rPr>
-          <w:rFonts w:ascii="Calibri" w:hAnsi="Calibri" w:eastAsia="Calibri"/>
-          <w:b w:val="0"/>
-          <w:i w:val="0"/>
-          <w:sz w:val="22"/>
-        </w:rPr>
-        <w:t>Edvard Cenner inək çiçəyindən istifadə etməklə çiçəyə qarşı peyvənd üsulunu 1798-ci ildə nəşr edib</w:t>
+        <w:t>Edvard Cenner inək çiçəyi vasitəsilə insanlarda çiçəyə qarşı peyvəndləmə barədə işini 1798-ci ildə nəşr etdirdi.</w:t>
       </w:r>
     </w:p>
     <w:p>
       <w:pPr>
         <w:pStyle w:val="ListBullet"/>
+        <w:widowControl/>
       </w:pPr>
       <w:r>
-        <w:rPr>
-          <w:rFonts w:ascii="Calibri" w:hAnsi="Calibri" w:eastAsia="Calibri"/>
-          <w:b w:val="0"/>
-          <w:i w:val="0"/>
-          <w:sz w:val="22"/>
-        </w:rPr>
-        <w:t>Lui Paster bu ideyanı quduzluq da daxil olmaqla başqa xəstəliklərə tətbiq edib</w:t>
+        <w:t>Lui Paster bu yanaşmanı quduzluq da daxil olmaqla başqa xəstəliklərə tətbiq etdi.</w:t>
       </w:r>
     </w:p>
     <w:p>
       <w:pPr>
         <w:pStyle w:val="ListBullet"/>
+        <w:widowControl/>
       </w:pPr>
       <w:r>
-        <w:rPr>
-          <w:rFonts w:ascii="Calibri" w:hAnsi="Calibri" w:eastAsia="Calibri"/>
-          <w:b w:val="0"/>
-          <w:i w:val="0"/>
-          <w:sz w:val="22"/>
-        </w:rPr>
-        <w:t>Qlobal kampaniyadan sonra 1980-ci ildə çiçək xəstəliyinin kökünün kəsildiyi elan olunub</w:t>
+        <w:t>Qlobal kampaniyadan sonra 1980-ci ildə çiçək xəstəliyinin kökünün kəsildiyi elan olundu.</w:t>
       </w:r>
     </w:p>
     <w:p>
       <w:pPr>
         <w:pStyle w:val="ListBullet"/>
+        <w:widowControl/>
       </w:pPr>
       <w:r>
-        <w:rPr>
-          <w:rFonts w:ascii="Calibri" w:hAnsi="Calibri" w:eastAsia="Calibri"/>
-          <w:b w:val="0"/>
-          <w:i w:val="0"/>
-          <w:sz w:val="22"/>
-        </w:rPr>
-        <w:t>Peyvəndlər artıq başlamış infeksiyanı müalicə etmir, immun yaddaşı formalaşdıraraq təsir göstərir</w:t>
+        <w:t>Peyvəndlər artıq başlamış infeksiyanı müalicə etməklə deyil, immun yaddaşını hazırlamaqla təsir göstərir.</w:t>
       </w:r>
     </w:p>
     <w:p>
       <w:pPr>
-        <w:keepNext/>
-        <w:spacing w:before="240" w:after="120"/>
+        <w:pStyle w:val="Heading1"/>
+        <w:widowControl/>
       </w:pPr>
       <w:r>
-        <w:rPr>
-          <w:rFonts w:ascii="Calibri" w:hAnsi="Calibri" w:eastAsia="Calibri"/>
-          <w:b/>
-          <w:i w:val="0"/>
-          <w:color w:val="004E8C"/>
-          <w:sz w:val="28"/>
-        </w:rPr>
-        <w:t>Bu nədir və necə işləyir?</w:t>
+        <w:t>Bu nədir</w:t>
       </w:r>
     </w:p>
     <w:p>
       <w:pPr>
-        <w:spacing w:after="160" w:line="276" w:lineRule="auto"/>
+        <w:widowControl/>
       </w:pPr>
       <w:r>
-        <w:rPr>
-          <w:rFonts w:ascii="Calibri" w:hAnsi="Calibri" w:eastAsia="Calibri"/>
-          <w:b w:val="0"/>
-          <w:i w:val="0"/>
-          <w:sz w:val="22"/>
-        </w:rPr>
-        <w:t>Peyvənd tam xəstəliyə səbəb olmadan immun sisteminə mikrobu və ya onun toksinini tanımağı öyrədən preparatdır. İmmun sistemi orqanizmi qoruyan hüceyrə və anticisimlər şəbəkəsidir. Peyvənddən sonra həqiqi infeksiya baş verərsə, müdafiə sistemi daha tez cavab verir — yanğınsöndürənlərin yolu əvvəlcədən öyrəndiyi təlim kimi. İmmunlaşdırmanın nəticəsi bir insanın və ya bütöv icmanın qorunmasıdır. Bu, artıq ağır xəstələnmiş şəxsin müalicəsi deyil, xəstəliyin qarşısının alınmasıdır.</w:t>
+        <w:t>Peyvənd immun sisteminə mikrobu və ya onun toksinini, yəni zəhərli maddəsini, xəstəliyi tam şəkildə törətmədən tanıdan preparatdır. İmmun sistemi orqanizmi qoruyan hüceyrələrdən və anticisimlərdən ibarət müdafiə şəbəkəsidir. Peyvənddən sonra həqiqi infeksiya ilə qarşılaşdıqda bu müdafiə daha tez işə düşə bilir. Bu, yanğınsöndürənlərin yolu əvvəlcədən öyrəndiyi təlimə bənzəyir. İmmunlaşdırmanın nəticəsi fərdin və ya cəmiyyətin qorunmasıdır. Məqsəd artıq ağır xəstələnmiş insanı sağaltmaq deyil, xəstəliyin qarşısını almaqdır.</w:t>
       </w:r>
     </w:p>
     <w:p>
       <w:pPr>
-        <w:keepNext/>
-        <w:spacing w:before="240" w:after="120"/>
+        <w:pStyle w:val="Heading1"/>
+        <w:widowControl/>
       </w:pPr>
       <w:r>
-        <w:rPr>
-          <w:rFonts w:ascii="Calibri" w:hAnsi="Calibri" w:eastAsia="Calibri"/>
-          <w:b/>
-          <w:i w:val="0"/>
-          <w:color w:val="004E8C"/>
-          <w:sz w:val="28"/>
-        </w:rPr>
-        <w:t>Kim kəşf və ya ixtira edib?</w:t>
+        <w:t>Kim kəşf edib və ya yaradıb</w:t>
       </w:r>
     </w:p>
     <w:p>
       <w:pPr>
-        <w:spacing w:after="160" w:line="276" w:lineRule="auto"/>
+        <w:widowControl/>
       </w:pPr>
       <w:r>
-        <w:rPr>
-          <w:rFonts w:ascii="Calibri" w:hAnsi="Calibri" w:eastAsia="Calibri"/>
-          <w:b w:val="0"/>
-          <w:i w:val="0"/>
-          <w:sz w:val="22"/>
-        </w:rPr>
-        <w:t>Cennerdən xeyli əvvəl bəzi mədəniyyətlərdə variolyasiyadan istifadə olunurdu: xəstəliyin daha yüngül keçməsi üçün az miqdarda çiçək materialı dəriyə yeridilirdi. İngilis həkimi Edvard Cenner 1790-cı illərdə inək çiçəyinin insanı çiçək xəstəliyindən qoruya bildiyini göstərdi və nəticələri 1798-ci ildə nəşr etdi. XIX əsrdə Lui Paster toyuq xolerası, qarayara və quduzluğa qarşı peyvəndlər hazırlayaraq üsulun ümumi prinsipə çevrilməsinə kömək etdi. Sonrakı alimlər poliomielit, qızılca və başqa xəstəliklərə qarşı peyvəndlər yaratdılar. «Peyvənd» sözü latınca «inək» mənasını verən vacca sözündən yaranıb.</w:t>
+        <w:t>Cennerdən çox əvvəl bəzi mədəniyyətlərdə variolyasiya tətbiq edilirdi: daha yüngül xəstəlik yaratmaq üçün dəriyə az miqdarda çiçək materialı yeridilirdi. İngilis həkim Edvard Cenner 1790-cı illərdə inək çiçəyinin insanı çiçək xəstəliyindən qoruya bildiyini göstərdi və nəticələrini 1798-ci ildə nəşr etdirdi. XIX əsrdə Lui Paster toyuq vəbası, qarayara və quduzluğa qarşı peyvəndlər hazırlayaraq üsulun daha geniş tətbiqinə kömək etdi. Sonrakı dövrlərdə çoxsaylı alimlər poliomielit, qızılca və digər xəstəliklərə qarşı peyvəndlər yaratdılar. Beynəlxalq «vaksin» sözü də latınca «inək» mənasını verən vacca sözündən gəlir.</w:t>
       </w:r>
     </w:p>
     <w:p>
       <w:pPr>
-        <w:keepNext/>
-        <w:spacing w:before="240" w:after="120"/>
+        <w:pStyle w:val="Heading1"/>
+        <w:widowControl/>
       </w:pPr>
       <w:r>
-        <w:rPr>
-          <w:rFonts w:ascii="Calibri" w:hAnsi="Calibri" w:eastAsia="Calibri"/>
-          <w:b/>
-          <w:i w:val="0"/>
-          <w:color w:val="004E8C"/>
-          <w:sz w:val="28"/>
-        </w:rPr>
-        <w:t>Nə vaxt və necə yaranıb?</w:t>
+        <w:t>Nə vaxt və necə yaranıb</w:t>
       </w:r>
     </w:p>
     <w:p>
       <w:pPr>
-        <w:spacing w:after="160" w:line="276" w:lineRule="auto"/>
+        <w:widowControl/>
       </w:pPr>
       <w:r>
-        <w:rPr>
-          <w:rFonts w:ascii="Calibri" w:hAnsi="Calibri" w:eastAsia="Calibri"/>
-          <w:b w:val="0"/>
-          <w:i w:val="0"/>
-          <w:sz w:val="22"/>
-        </w:rPr>
-        <w:t>Cennerin işi kənd həyatındakı bir müşahidədən doğdu: inək çiçəyinə yoluxmuş sağıcı qadınların çiçək xəstəliyinə tutulmadığı görünürdü. XIX və XX əsrlərdə peyvənd istehsalı sənayeləşdi, İkinci Dünya müharibəsindən sonra isə kütləvi kampaniyalar təşkil olundu. Ümumdünya Səhiyyə Təşkilatının çiçəyə qarşı proqramı uğur qazandı, çünki xəstəliyin heyvanlar arasında təbii mənbəyi yox idi və effektiv peyvənd mövcud idi. Mikroskoplar, mikrob nəzəriyyəsi və sonralar peyvəndlərin təsirini qoruyan soyuq zəncir qlobal kampaniyaları mümkün etdi.</w:t>
+        <w:t>Cennerin işi kənd həyatından gələn bir müşahidəyə əsaslanırdı: inək çiçəyi keçirmiş sağıcı qadınlar sanki insan çiçəyinə tutulmurdular. XIX və XX əsrlərdə peyvənd istehsalı sənayeləşdi, İkinci Dünya müharibəsindən sonra isə kütləvi kampaniyalar təşkil olundu. Ümumdünya Səhiyyə Təşkilatının çiçəklə mübarizə proqramının uğurunda xəstəliyin heyvanlar arasında təbii mənbəyinin olmaması və təsirli peyvənd mühüm rol oynadı. Mikroskoplar, xəstəliklərin mikrob nəzəriyyəsi və sonralar peyvəndlərin təsirini qoruyan soyudulmuş saxlama və daşınma sistemi qlobal kampaniyaları mümkün etdi.</w:t>
       </w:r>
     </w:p>
     <w:p>
       <w:pPr>
-        <w:keepNext/>
-        <w:spacing w:before="240" w:after="120"/>
+        <w:pStyle w:val="Heading1"/>
+        <w:widowControl/>
       </w:pPr>
       <w:r>
-        <w:rPr>
-          <w:rFonts w:ascii="Calibri" w:hAnsi="Calibri" w:eastAsia="Calibri"/>
-          <w:b/>
-          <w:i w:val="0"/>
-          <w:color w:val="004E8C"/>
-          <w:sz w:val="28"/>
-        </w:rPr>
-        <w:t>Elmi əhəmiyyəti</w:t>
+        <w:t>Elm üçün əhəmiyyəti</w:t>
       </w:r>
     </w:p>
     <w:p>
       <w:pPr>
-        <w:spacing w:after="160" w:line="276" w:lineRule="auto"/>
+        <w:widowControl/>
       </w:pPr>
       <w:r>
-        <w:rPr>
-          <w:rFonts w:ascii="Calibri" w:hAnsi="Calibri" w:eastAsia="Calibri"/>
-          <w:b w:val="0"/>
-          <w:i w:val="0"/>
-          <w:sz w:val="22"/>
-        </w:rPr>
-        <w:t>Peyvəndləmə immunitetin məqsədli şəkildə öyrədilə bildiyini sübut etdi. Bu, immunologiyanın təməl prinsiplərindən biridir. Peyvəndlər onu da göstərdi ki, statistika və kütləvi kampaniyalar tək bir həkimin kəşfi qədər əhəmiyyətlidir: insanların böyük əksəriyyəti immunlaşdırılanda qorunma daha güclü olur; buna kollektiv immunitet deyilir. Elmi baxımdan peyvəndlər tibbdə səbəb-nəticə əlaqəsini ən aydın göstərən vasitələrdəndir.</w:t>
+        <w:t>Peyvəndləmə göstərdi ki, immuniteti məqsədyönlü şəkildə hazırlamaq olar. Bu, immunologiyanın təməl prinsiplərindəndir. Həmçinin aydın oldu ki, statistika və mütəşəkkil kampaniyalar tək bir həkimin kəşfi qədər əhəmiyyətlidir: insanların çoxu immunlaşdırıldıqda qorunma daha güclü olur. Buna kollektiv immunitet deyilir. Peyvəndlər tibbdə səbəblə nəticə arasındakı əlaqəni ən aydın göstərən vasitələrdəndir.</w:t>
       </w:r>
     </w:p>
     <w:p>
       <w:pPr>
-        <w:keepNext/>
-        <w:spacing w:before="240" w:after="120"/>
+        <w:pStyle w:val="Heading1"/>
+        <w:widowControl/>
       </w:pPr>
       <w:r>
-        <w:rPr>
-          <w:rFonts w:ascii="Calibri" w:hAnsi="Calibri" w:eastAsia="Calibri"/>
-          <w:b/>
-          <w:i w:val="0"/>
-          <w:color w:val="004E8C"/>
-          <w:sz w:val="28"/>
-        </w:rPr>
         <w:t>Sonrakı inkişafa təsiri</w:t>
       </w:r>
     </w:p>
     <w:p>
       <w:pPr>
-        <w:spacing w:after="160" w:line="276" w:lineRule="auto"/>
+        <w:widowControl/>
       </w:pPr>
       <w:r>
-        <w:rPr>
-          <w:rFonts w:ascii="Calibri" w:hAnsi="Calibri" w:eastAsia="Calibri"/>
-          <w:b w:val="0"/>
-          <w:i w:val="0"/>
-          <w:sz w:val="22"/>
-        </w:rPr>
-        <w:t>Pasterin laboratoriya üsulları əvvəl antitoksinlərə, sonra inaktivləşdirilmiş və canlı zəiflədilmiş peyvəndlərə, daha sonra isə subvahid, konyuqə və mRNT əsaslı texnologiyalara yol açdı. Xəstəliklərin necə yayıldığını öyrənən epidemiologiya immunlaşdırma qeydləri ilə birlikdə inkişaf etdi. Çiçək xəstəliyinin kökünün kəsilməsi və əksər bölgələrdə poliomielitin demək olar aradan qaldırılması bu işin birbaşa davamıdır. Yeni peyvəndlər başqa vasitələrdən istifadə etsə də, eyni məntiqə əsaslanır.</w:t>
+        <w:t>Pasterin laboratoriya üsulları antitoksinlərə, daha sonra öldürülmüş və canlı zəiflədilmiş törədicilərdən hazırlanan peyvəndlərə, ardınca subvahid, konyuqasiya olunmuş və məlumat RNT-si (mRNT) əsasında peyvəndlərə yol açdı. Bunlar, müvafiq olaraq, törədicinin hissələrindən, birləşdirilmiş komponentlərdən və genetik məlumatdan istifadə edən yanaşmalardır. Xəstəliklərin yayılmasını öyrənən epidemiologiya immunlaşdırma qeydləri ilə birlikdə inkişaf etdi. Çiçəyin kökünün kəsilməsi və əksər bölgələrdə poliomielitin demək olar ki, aradan qalxması bu inkişafın birbaşa nəticələridir. Yeni peyvəndlər yeni vasitələrdən istifadə etsə də, əsas məntiq dəyişmir.</w:t>
       </w:r>
     </w:p>
     <w:p>
       <w:pPr>
-        <w:keepNext/>
-        <w:spacing w:before="240" w:after="120"/>
+        <w:pStyle w:val="Heading1"/>
+        <w:widowControl/>
       </w:pPr>
       <w:r>
-        <w:rPr>
-          <w:rFonts w:ascii="Calibri" w:hAnsi="Calibri" w:eastAsia="Calibri"/>
-          <w:b/>
-          <w:i w:val="0"/>
-          <w:color w:val="004E8C"/>
-          <w:sz w:val="28"/>
-        </w:rPr>
-        <w:t>İnsan həyatını necə dəyişdi?</w:t>
+        <w:t>İnsan həyatını necə dəyişib</w:t>
       </w:r>
     </w:p>
     <w:p>
       <w:pPr>
-        <w:spacing w:after="160" w:line="276" w:lineRule="auto"/>
+        <w:widowControl/>
       </w:pPr>
       <w:r>
-        <w:rPr>
-          <w:rFonts w:ascii="Calibri" w:hAnsi="Calibri" w:eastAsia="Calibri"/>
-          <w:b w:val="0"/>
-          <w:i w:val="0"/>
-          <w:sz w:val="22"/>
-        </w:rPr>
-        <w:t>Peyvəndlərin geniş tətbiq olunduğu yerlərdə uşaq ölümü azaldı. Valideynlər qızılca, difteriya və ya poliomielitin bütöv bir nəslin taleyini müəyyənləşdirməyəcəyinə ümid edə bildilər. Cəmiyyətlər daha uzun və sağlam ömür qazandı, eyni zamanda etimad, məcburi peyvənd və əlçatanlıq barədə yeni müzakirələr yarandı. Peyvəndləmə bioloji olduğu qədər sosial texnologiyadır: bilik paylaşılanda və peyvənd ona ehtiyacı olan hər kəsə çatanda ən yaxşı nəticə verir.</w:t>
+        <w:t>Peyvəndlərin geniş tətbiq edildiyi yerlərdə uşaq ölümü azaldı. Valideynlər qızılca, difteriya və ya poliomielitin bir nəslin taleyini müəyyənləşdirməyəcəyinə ümid edə bildilər. İnsanlar daha uzun və sağlam yaşamaq imkanı qazandılar; eyni zamanda etimad, məcburi peyvəndləmə və peyvəndə çıxış barədə yeni müzakirələr yarandı. Peyvəndləmə bioloji vasitə olduğu qədər də ictimai təşkilatlanma məsələsidir: bilik paylaşılanda və peyvənd ona ehtiyacı olan hər kəsə çatanda daha yaxşı nəticə verir.</w:t>
       </w:r>
     </w:p>
     <w:p>
       <w:pPr>
-        <w:keepNext/>
-        <w:spacing w:before="240" w:after="120"/>
+        <w:pStyle w:val="Heading1"/>
+        <w:widowControl/>
       </w:pPr>
       <w:r>
-        <w:rPr>
-          <w:rFonts w:ascii="Calibri" w:hAnsi="Calibri" w:eastAsia="Calibri"/>
-          <w:b/>
-          <w:i w:val="0"/>
-          <w:color w:val="004E8C"/>
-          <w:sz w:val="28"/>
-        </w:rPr>
         <w:t>Mənbələr və istinadlar</w:t>
       </w:r>
     </w:p>
     <w:p>
       <w:pPr>
-        <w:keepNext/>
-        <w:spacing w:before="240" w:after="120"/>
+        <w:pStyle w:val="Heading2"/>
+        <w:widowControl/>
       </w:pPr>
       <w:r>
         <w:rPr>
-          <w:rFonts w:ascii="Calibri" w:hAnsi="Calibri" w:eastAsia="Calibri"/>
-          <w:b/>
-          <w:i w:val="0"/>
-          <w:color w:val="004E8C"/>
-          <w:sz w:val="24"/>
+          <w:sz w:val="20"/>
         </w:rPr>
-        <w:t>C. Təşkilatların materialları və ensiklopedik mənbələr</w:t>
+        <w:t>C Qurumların materialları və ensiklopedik mənbələr</w:t>
       </w:r>
     </w:p>
     <w:p>
       <w:pPr>
-        <w:spacing w:after="80"/>
-        <w:ind w:left="360"/>
+        <w:widowControl/>
       </w:pPr>
       <w:r>
         <w:rPr>
-          <w:rFonts w:ascii="Calibri" w:hAnsi="Calibri" w:eastAsia="Calibri"/>
-          <w:b w:val="0"/>
-          <w:i w:val="0"/>
-          <w:sz w:val="22"/>
+          <w:sz w:val="20"/>
         </w:rPr>
-        <w:t>1. Ümumdünya Səhiyyə Təşkilatı. “History of vaccination” (“Peyvəndləmənin tarixi”).</w:t>
-      </w:r>
-      <w:r>
-        <w:rPr>
-          <w:rFonts w:ascii="Calibri" w:hAnsi="Calibri" w:eastAsia="Calibri"/>
-          <w:b w:val="0"/>
-          <w:i w:val="0"/>
-          <w:sz w:val="22"/>
-        </w:rPr>
-        <w:t xml:space="preserve"> </w:t>
+        <w:t xml:space="preserve">1. World Health Organization. 'History of vaccination.' </w:t>
       </w:r>
       <w:hyperlink r:id="rId9">
         <w:r>
           <w:rPr>
-            <w:rFonts w:ascii="Calibri" w:hAnsi="Calibri" w:eastAsia="Calibri"/>
-            <w:b w:val="0"/>
-            <w:i w:val="0"/>
-            <w:sz w:val="22"/>
-            <w:color w:val="0563C1"/>
-            <w:u w:val="single"/>
+            <w:sz w:val="20"/>
           </w:rPr>
           <w:t>https://www.who.int/news-room/spotlight/history-of-vaccination</w:t>
         </w:r>
       </w:hyperlink>
+      <w:r>
+        <w:rPr>
+          <w:sz w:val="20"/>
+        </w:rPr>
+      </w:r>
     </w:p>
     <w:p>
       <w:pPr>
-        <w:spacing w:after="80"/>
-        <w:ind w:left="360"/>
+        <w:widowControl/>
       </w:pPr>
       <w:r>
         <w:rPr>
-          <w:rFonts w:ascii="Calibri" w:hAnsi="Calibri" w:eastAsia="Calibri"/>
-          <w:b w:val="0"/>
-          <w:i w:val="0"/>
-          <w:sz w:val="22"/>
+          <w:sz w:val="20"/>
         </w:rPr>
-        <w:t>2. Our World in Data. “Vaccination” (“Peyvəndləmə”).</w:t>
-      </w:r>
-      <w:r>
-        <w:rPr>
-          <w:rFonts w:ascii="Calibri" w:hAnsi="Calibri" w:eastAsia="Calibri"/>
-          <w:b w:val="0"/>
-          <w:i w:val="0"/>
-          <w:sz w:val="22"/>
-        </w:rPr>
-        <w:t xml:space="preserve"> </w:t>
+        <w:t xml:space="preserve">2. Our World in Data. 'Vaccination.' </w:t>
       </w:r>
       <w:hyperlink r:id="rId10">
         <w:r>
           <w:rPr>
-            <w:rFonts w:ascii="Calibri" w:hAnsi="Calibri" w:eastAsia="Calibri"/>
-            <w:b w:val="0"/>
-            <w:i w:val="0"/>
-            <w:sz w:val="22"/>
-            <w:color w:val="0563C1"/>
-            <w:u w:val="single"/>
+            <w:sz w:val="20"/>
           </w:rPr>
           <w:t>https://ourworldindata.org/vaccination</w:t>
         </w:r>
       </w:hyperlink>
+      <w:r>
+        <w:rPr>
+          <w:sz w:val="20"/>
+        </w:rPr>
+      </w:r>
     </w:p>
     <w:p>
       <w:pPr>
-        <w:spacing w:after="80"/>
-        <w:ind w:left="360"/>
+        <w:widowControl/>
       </w:pPr>
       <w:r>
         <w:rPr>
-          <w:rFonts w:ascii="Calibri" w:hAnsi="Calibri" w:eastAsia="Calibri"/>
-          <w:b w:val="0"/>
-          <w:i w:val="0"/>
-          <w:sz w:val="22"/>
+          <w:sz w:val="20"/>
         </w:rPr>
-        <w:t>3. Encyclopaedia Britannica. “Vaccine” (“Vaksin”).</w:t>
-      </w:r>
-      <w:r>
-        <w:rPr>
-          <w:rFonts w:ascii="Calibri" w:hAnsi="Calibri" w:eastAsia="Calibri"/>
-          <w:b w:val="0"/>
-          <w:i w:val="0"/>
-          <w:sz w:val="22"/>
-        </w:rPr>
-        <w:t xml:space="preserve"> </w:t>
+        <w:t xml:space="preserve">3. Encyclopaedia Britannica. 'Vaccine.' </w:t>
       </w:r>
       <w:hyperlink r:id="rId11">
         <w:r>
           <w:rPr>
-            <w:rFonts w:ascii="Calibri" w:hAnsi="Calibri" w:eastAsia="Calibri"/>
-            <w:b w:val="0"/>
-            <w:i w:val="0"/>
-            <w:sz w:val="22"/>
-            <w:color w:val="0563C1"/>
-            <w:u w:val="single"/>
+            <w:sz w:val="20"/>
           </w:rPr>
           <w:t>https://www.britannica.com/science/vaccine</w:t>
         </w:r>
       </w:hyperlink>
+      <w:r>
+        <w:rPr>
+          <w:sz w:val="20"/>
+        </w:rPr>
+      </w:r>
     </w:p>
     <w:p>
       <w:pPr>
-        <w:spacing w:after="80"/>
-        <w:ind w:left="360"/>
+        <w:widowControl/>
       </w:pPr>
       <w:r>
         <w:rPr>
-          <w:rFonts w:ascii="Calibri" w:hAnsi="Calibri" w:eastAsia="Calibri"/>
-          <w:b w:val="0"/>
-          <w:i w:val="0"/>
-          <w:sz w:val="22"/>
+          <w:sz w:val="20"/>
         </w:rPr>
-        <w:t>4. ABŞ Xəstəliklərə Nəzarət və Profilaktika Mərkəzləri (CDC). Çiçək xəstəliyinin tarixi.</w:t>
-      </w:r>
-      <w:r>
-        <w:rPr>
-          <w:rFonts w:ascii="Calibri" w:hAnsi="Calibri" w:eastAsia="Calibri"/>
-          <w:b w:val="0"/>
-          <w:i w:val="0"/>
-          <w:sz w:val="22"/>
-        </w:rPr>
-        <w:t xml:space="preserve"> </w:t>
+        <w:t xml:space="preserve">4. U.S. CDC. History of smallpox. </w:t>
       </w:r>
       <w:hyperlink r:id="rId12">
         <w:r>
           <w:rPr>
-            <w:rFonts w:ascii="Calibri" w:hAnsi="Calibri" w:eastAsia="Calibri"/>
-            <w:b w:val="0"/>
-            <w:i w:val="0"/>
-            <w:sz w:val="22"/>
-            <w:color w:val="0563C1"/>
-            <w:u w:val="single"/>
+            <w:sz w:val="20"/>
           </w:rPr>
           <w:t>https://www.cdc.gov/smallpox/history/history.html</w:t>
         </w:r>
       </w:hyperlink>
-    </w:p>
-    <w:p>
-      <w:pPr>
-        <w:keepNext/>
-        <w:spacing w:before="240" w:after="120"/>
-      </w:pPr>
       <w:r>
         <w:rPr>
-          <w:rFonts w:ascii="Calibri" w:hAnsi="Calibri" w:eastAsia="Calibri"/>
-          <w:b/>
-          <w:i w:val="0"/>
-          <w:color w:val="004E8C"/>
-          <w:sz w:val="24"/>
+          <w:sz w:val="20"/>
         </w:rPr>
-        <w:t>D. Muzey, arxiv və kitabxana materialları</w:t>
       </w:r>
     </w:p>
     <w:p>
       <w:pPr>
-        <w:spacing w:after="80"/>
-        <w:ind w:left="360"/>
+        <w:pStyle w:val="Heading2"/>
+        <w:widowControl/>
       </w:pPr>
       <w:r>
         <w:rPr>
-          <w:rFonts w:ascii="Calibri" w:hAnsi="Calibri" w:eastAsia="Calibri"/>
-          <w:b w:val="0"/>
-          <w:i w:val="0"/>
-          <w:sz w:val="22"/>
+          <w:sz w:val="20"/>
         </w:rPr>
-        <w:t>1. Wellcome Collection. Peyvəndləmə və ictimai sağlamlıq arxivləri.</w:t>
+        <w:t>D Muzey arxiv və kitabxana materialları</w:t>
       </w:r>
+    </w:p>
+    <w:p>
+      <w:pPr>
+        <w:widowControl/>
+      </w:pPr>
       <w:r>
         <w:rPr>
-          <w:rFonts w:ascii="Calibri" w:hAnsi="Calibri" w:eastAsia="Calibri"/>
-          <w:b w:val="0"/>
-          <w:i w:val="0"/>
-          <w:sz w:val="22"/>
+          <w:sz w:val="20"/>
         </w:rPr>
-        <w:t xml:space="preserve"> </w:t>
+        <w:t xml:space="preserve">1. Wellcome Collection. Vaccination and public-health archives. </w:t>
       </w:r>
       <w:hyperlink r:id="rId13">
         <w:r>
           <w:rPr>
-            <w:rFonts w:ascii="Calibri" w:hAnsi="Calibri" w:eastAsia="Calibri"/>
-            <w:b w:val="0"/>
-            <w:i w:val="0"/>
-            <w:sz w:val="22"/>
-            <w:color w:val="0563C1"/>
-            <w:u w:val="single"/>
+            <w:sz w:val="20"/>
           </w:rPr>
           <w:t>https://wellcomecollection.org/</w:t>
         </w:r>
       </w:hyperlink>
+      <w:r>
+        <w:rPr>
+          <w:sz w:val="20"/>
+        </w:rPr>
+      </w:r>
     </w:p>
     <w:sectPr>
-      <w:pgSz w:w="12240" w:h="15840"/>
-      <w:pgMar w:top="1296" w:right="1440" w:bottom="1296" w:left="1440" w:header="720" w:footer="720" w:gutter="0"/>
+      <w:footerReference w:type="default" r:id="rId14"/>
+      <w:pgSz w:w="11906" w:h="16838"/>
+      <w:pgMar w:top="1020" w:right="1134" w:bottom="1020" w:left="1134" w:header="720" w:footer="720" w:gutter="0"/>
       <w:cols w:space="720"/>
       <w:docGrid w:linePitch="360"/>
     </w:sectPr>
   </w:body>
 </w:document>
+</file>
+
+<file path=word/footer1.xml><?xml version="1.0" encoding="utf-8"?>
+<w:ftr xmlns:m="http://schemas.openxmlformats.org/officeDocument/2006/math" xmlns:mc="http://schemas.openxmlformats.org/markup-compatibility/2006" xmlns:mo="http://schemas.microsoft.com/office/mac/office/2008/main" xmlns:mv="urn:schemas-microsoft-com:mac:vml" xmlns:o="urn:schemas-microsoft-com:office:office" xmlns:r="http://schemas.openxmlformats.org/officeDocument/2006/relationships" xmlns:v="urn:schemas-microsoft-com:vml" xmlns:w10="urn:schemas-microsoft-com:office:word" xmlns:w14="http://schemas.microsoft.com/office/word/2010/wordml" xmlns:w="http://schemas.openxmlformats.org/wordprocessingml/2006/main" xmlns:wne="http://schemas.microsoft.com/office/word/2006/wordml" xmlns:wp14="http://schemas.microsoft.com/office/word/2010/wordprocessingDrawing" xmlns:wp="http://schemas.openxmlformats.org/drawingml/2006/wordprocessingDrawing" xmlns:wpc="http://schemas.microsoft.com/office/word/2010/wordprocessingCanvas" xmlns:wpg="http://schemas.microsoft.com/office/word/2010/wordprocessingGroup" xmlns:wpi="http://schemas.microsoft.com/office/word/2010/wordprocessingInk" xmlns:wps="http://schemas.microsoft.com/office/word/2010/wordprocessingShape" mc:Ignorable="w14 wp14">
+  <w:p>
+    <w:pPr>
+      <w:pStyle w:val="Footer"/>
+      <w:jc w:val="right"/>
+    </w:pPr>
+    <w:fldSimple w:instr="PAGE"/>
+  </w:p>
+</w:ftr>
 </file>
 
 <file path=word/numbering.xml><?xml version="1.0" encoding="utf-8"?>
@@ -778,7 +583,7 @@
   <w:docDefaults>
     <w:rPrDefault>
       <w:rPr>
-        <w:rFonts w:asciiTheme="minorHAnsi" w:eastAsiaTheme="minorEastAsia" w:hAnsiTheme="minorHAnsi" w:cstheme="minorBidi"/>
+        <w:rFonts/>
         <w:sz w:val="22"/>
         <w:szCs w:val="22"/>
         <w:lang w:val="en-US" w:eastAsia="en-US" w:bidi="ar-SA"/>
@@ -933,6 +738,15 @@
     <w:name w:val="Normal"/>
     <w:qFormat/>
     <w:rsid w:val="00FC693F"/>
+    <w:pPr>
+      <w:spacing w:after="120" w:line="259" w:lineRule="auto"/>
+    </w:pPr>
+    <w:rPr>
+      <w:rFonts w:ascii="Times New Roman" w:hAnsi="Times New Roman"/>
+      <w:color w:val="000000"/>
+      <w:sz w:val="24"/>
+      <w:lang w:val="az-Latn-AZ"/>
+    </w:rPr>
   </w:style>
   <w:style w:type="paragraph" w:styleId="Header">
     <w:name w:val="header"/>
@@ -989,16 +803,17 @@
     <w:pPr>
       <w:keepNext/>
       <w:keepLines/>
-      <w:spacing w:before="480" w:after="0"/>
+      <w:spacing w:before="480" w:after="120" w:line="259" w:lineRule="auto"/>
       <w:outlineLvl w:val="0"/>
     </w:pPr>
     <w:rPr>
-      <w:rFonts w:asciiTheme="majorHAnsi" w:eastAsiaTheme="majorEastAsia" w:hAnsiTheme="majorHAnsi" w:cstheme="majorBidi"/>
+      <w:rFonts w:ascii="Times New Roman" w:hAnsi="Times New Roman"/>
       <w:b/>
       <w:bCs/>
-      <w:color w:val="365F91" w:themeColor="accent1" w:themeShade="BF"/>
-      <w:sz w:val="28"/>
+      <w:color w:val="000000"/>
+      <w:sz w:val="26"/>
       <w:szCs w:val="28"/>
+      <w:lang w:val="az-Latn-AZ"/>
     </w:rPr>
   </w:style>
   <w:style w:type="paragraph" w:styleId="Heading2">
@@ -1013,16 +828,17 @@
     <w:pPr>
       <w:keepNext/>
       <w:keepLines/>
-      <w:spacing w:before="200" w:after="0"/>
+      <w:spacing w:before="200" w:after="120" w:line="259" w:lineRule="auto"/>
       <w:outlineLvl w:val="1"/>
     </w:pPr>
     <w:rPr>
-      <w:rFonts w:asciiTheme="majorHAnsi" w:eastAsiaTheme="majorEastAsia" w:hAnsiTheme="majorHAnsi" w:cstheme="majorBidi"/>
+      <w:rFonts w:ascii="Times New Roman" w:hAnsi="Times New Roman"/>
       <w:b/>
       <w:bCs/>
-      <w:color w:val="4F81BD" w:themeColor="accent1"/>
+      <w:color w:val="000000"/>
       <w:sz w:val="26"/>
       <w:szCs w:val="26"/>
+      <w:lang w:val="az-Latn-AZ"/>
     </w:rPr>
   </w:style>
   <w:style w:type="paragraph" w:styleId="Heading3">
@@ -1041,7 +857,7 @@
       <w:outlineLvl w:val="2"/>
     </w:pPr>
     <w:rPr>
-      <w:rFonts w:asciiTheme="majorHAnsi" w:eastAsiaTheme="majorEastAsia" w:hAnsiTheme="majorHAnsi" w:cstheme="majorBidi"/>
+      <w:rFonts/>
       <w:b/>
       <w:bCs/>
       <w:color w:val="4F81BD" w:themeColor="accent1"/>
@@ -1064,7 +880,7 @@
       <w:outlineLvl w:val="3"/>
     </w:pPr>
     <w:rPr>
-      <w:rFonts w:asciiTheme="majorHAnsi" w:eastAsiaTheme="majorEastAsia" w:hAnsiTheme="majorHAnsi" w:cstheme="majorBidi"/>
+      <w:rFonts/>
       <w:b/>
       <w:bCs/>
       <w:i/>
@@ -1089,7 +905,7 @@
       <w:outlineLvl w:val="4"/>
     </w:pPr>
     <w:rPr>
-      <w:rFonts w:asciiTheme="majorHAnsi" w:eastAsiaTheme="majorEastAsia" w:hAnsiTheme="majorHAnsi" w:cstheme="majorBidi"/>
+      <w:rFonts/>
       <w:color w:val="243F60" w:themeColor="accent1" w:themeShade="7F"/>
     </w:rPr>
   </w:style>
@@ -1110,7 +926,7 @@
       <w:outlineLvl w:val="5"/>
     </w:pPr>
     <w:rPr>
-      <w:rFonts w:asciiTheme="majorHAnsi" w:eastAsiaTheme="majorEastAsia" w:hAnsiTheme="majorHAnsi" w:cstheme="majorBidi"/>
+      <w:rFonts/>
       <w:i/>
       <w:iCs/>
       <w:color w:val="243F60" w:themeColor="accent1" w:themeShade="7F"/>
@@ -1133,7 +949,7 @@
       <w:outlineLvl w:val="6"/>
     </w:pPr>
     <w:rPr>
-      <w:rFonts w:asciiTheme="majorHAnsi" w:eastAsiaTheme="majorEastAsia" w:hAnsiTheme="majorHAnsi" w:cstheme="majorBidi"/>
+      <w:rFonts/>
       <w:i/>
       <w:iCs/>
       <w:color w:val="404040" w:themeColor="text1" w:themeTint="BF"/>
@@ -1156,7 +972,7 @@
       <w:outlineLvl w:val="7"/>
     </w:pPr>
     <w:rPr>
-      <w:rFonts w:asciiTheme="majorHAnsi" w:eastAsiaTheme="majorEastAsia" w:hAnsiTheme="majorHAnsi" w:cstheme="majorBidi"/>
+      <w:rFonts/>
       <w:color w:val="4F81BD" w:themeColor="accent1"/>
       <w:sz w:val="20"/>
       <w:szCs w:val="20"/>
@@ -1179,7 +995,7 @@
       <w:outlineLvl w:val="8"/>
     </w:pPr>
     <w:rPr>
-      <w:rFonts w:asciiTheme="majorHAnsi" w:eastAsiaTheme="majorEastAsia" w:hAnsiTheme="majorHAnsi" w:cstheme="majorBidi"/>
+      <w:rFonts/>
       <w:i/>
       <w:iCs/>
       <w:color w:val="404040" w:themeColor="text1" w:themeTint="BF"/>
@@ -1230,7 +1046,7 @@
     <w:uiPriority w:val="9"/>
     <w:rsid w:val="00FC693F"/>
     <w:rPr>
-      <w:rFonts w:asciiTheme="majorHAnsi" w:eastAsiaTheme="majorEastAsia" w:hAnsiTheme="majorHAnsi" w:cstheme="majorBidi"/>
+      <w:rFonts/>
       <w:b/>
       <w:bCs/>
       <w:color w:val="365F91" w:themeColor="accent1" w:themeShade="BF"/>
@@ -1245,7 +1061,7 @@
     <w:uiPriority w:val="9"/>
     <w:rsid w:val="00FC693F"/>
     <w:rPr>
-      <w:rFonts w:asciiTheme="majorHAnsi" w:eastAsiaTheme="majorEastAsia" w:hAnsiTheme="majorHAnsi" w:cstheme="majorBidi"/>
+      <w:rFonts/>
       <w:b/>
       <w:bCs/>
       <w:color w:val="4F81BD" w:themeColor="accent1"/>
@@ -1260,7 +1076,7 @@
     <w:uiPriority w:val="9"/>
     <w:rsid w:val="00FC693F"/>
     <w:rPr>
-      <w:rFonts w:asciiTheme="majorHAnsi" w:eastAsiaTheme="majorEastAsia" w:hAnsiTheme="majorHAnsi" w:cstheme="majorBidi"/>
+      <w:rFonts/>
       <w:b/>
       <w:bCs/>
       <w:color w:val="4F81BD" w:themeColor="accent1"/>
@@ -1275,19 +1091,17 @@
     <w:qFormat/>
     <w:rsid w:val="00FC693F"/>
     <w:pPr>
-      <w:pBdr>
-        <w:bottom w:val="single" w:sz="8" w:space="4" w:color="4F81BD" w:themeColor="accent1"/>
-      </w:pBdr>
-      <w:spacing w:after="300" w:line="240" w:lineRule="auto"/>
+      <w:spacing w:after="120" w:line="259" w:lineRule="auto"/>
       <w:contextualSpacing/>
     </w:pPr>
     <w:rPr>
-      <w:rFonts w:asciiTheme="majorHAnsi" w:eastAsiaTheme="majorEastAsia" w:hAnsiTheme="majorHAnsi" w:cstheme="majorBidi"/>
-      <w:color w:val="17365D" w:themeColor="text2" w:themeShade="BF"/>
+      <w:rFonts w:ascii="Times New Roman" w:hAnsi="Times New Roman"/>
+      <w:color w:val="000000"/>
       <w:spacing w:val="5"/>
       <w:kern w:val="28"/>
-      <w:sz w:val="52"/>
+      <w:sz w:val="40"/>
       <w:szCs w:val="52"/>
+      <w:lang w:val="az-Latn-AZ"/>
     </w:rPr>
   </w:style>
   <w:style w:type="character" w:customStyle="1" w:styleId="TitleChar">
@@ -1297,7 +1111,7 @@
     <w:uiPriority w:val="10"/>
     <w:rsid w:val="00FC693F"/>
     <w:rPr>
-      <w:rFonts w:asciiTheme="majorHAnsi" w:eastAsiaTheme="majorEastAsia" w:hAnsiTheme="majorHAnsi" w:cstheme="majorBidi"/>
+      <w:rFonts/>
       <w:color w:val="17365D" w:themeColor="text2" w:themeShade="BF"/>
       <w:spacing w:val="5"/>
       <w:kern w:val="28"/>
@@ -1319,7 +1133,7 @@
       </w:numPr>
     </w:pPr>
     <w:rPr>
-      <w:rFonts w:asciiTheme="majorHAnsi" w:eastAsiaTheme="majorEastAsia" w:hAnsiTheme="majorHAnsi" w:cstheme="majorBidi"/>
+      <w:rFonts/>
       <w:i/>
       <w:iCs/>
       <w:color w:val="4F81BD" w:themeColor="accent1"/>
@@ -1335,7 +1149,7 @@
     <w:uiPriority w:val="11"/>
     <w:rsid w:val="00FC693F"/>
     <w:rPr>
-      <w:rFonts w:asciiTheme="majorHAnsi" w:eastAsiaTheme="majorEastAsia" w:hAnsiTheme="majorHAnsi" w:cstheme="majorBidi"/>
+      <w:rFonts/>
       <w:i/>
       <w:iCs/>
       <w:color w:val="4F81BD" w:themeColor="accent1"/>
@@ -1460,8 +1274,15 @@
       <w:numPr>
         <w:numId w:val="1"/>
       </w:numPr>
+      <w:spacing w:after="120" w:line="259" w:lineRule="auto"/>
       <w:contextualSpacing/>
     </w:pPr>
+    <w:rPr>
+      <w:rFonts w:ascii="Times New Roman" w:hAnsi="Times New Roman"/>
+      <w:color w:val="000000"/>
+      <w:sz w:val="24"/>
+      <w:lang w:val="az-Latn-AZ"/>
+    </w:rPr>
   </w:style>
   <w:style w:type="paragraph" w:styleId="ListBullet2">
     <w:name w:val="List Bullet 2"/>
@@ -1633,7 +1454,7 @@
     <w:semiHidden/>
     <w:rsid w:val="00FC693F"/>
     <w:rPr>
-      <w:rFonts w:asciiTheme="majorHAnsi" w:eastAsiaTheme="majorEastAsia" w:hAnsiTheme="majorHAnsi" w:cstheme="majorBidi"/>
+      <w:rFonts/>
       <w:b/>
       <w:bCs/>
       <w:i/>
@@ -1649,7 +1470,7 @@
     <w:semiHidden/>
     <w:rsid w:val="00FC693F"/>
     <w:rPr>
-      <w:rFonts w:asciiTheme="majorHAnsi" w:eastAsiaTheme="majorEastAsia" w:hAnsiTheme="majorHAnsi" w:cstheme="majorBidi"/>
+      <w:rFonts/>
       <w:color w:val="243F60" w:themeColor="accent1" w:themeShade="7F"/>
     </w:rPr>
   </w:style>
@@ -1661,7 +1482,7 @@
     <w:semiHidden/>
     <w:rsid w:val="00FC693F"/>
     <w:rPr>
-      <w:rFonts w:asciiTheme="majorHAnsi" w:eastAsiaTheme="majorEastAsia" w:hAnsiTheme="majorHAnsi" w:cstheme="majorBidi"/>
+      <w:rFonts/>
       <w:i/>
       <w:iCs/>
       <w:color w:val="243F60" w:themeColor="accent1" w:themeShade="7F"/>
@@ -1675,7 +1496,7 @@
     <w:semiHidden/>
     <w:rsid w:val="00FC693F"/>
     <w:rPr>
-      <w:rFonts w:asciiTheme="majorHAnsi" w:eastAsiaTheme="majorEastAsia" w:hAnsiTheme="majorHAnsi" w:cstheme="majorBidi"/>
+      <w:rFonts/>
       <w:i/>
       <w:iCs/>
       <w:color w:val="404040" w:themeColor="text1" w:themeTint="BF"/>
@@ -1689,7 +1510,7 @@
     <w:semiHidden/>
     <w:rsid w:val="00FC693F"/>
     <w:rPr>
-      <w:rFonts w:asciiTheme="majorHAnsi" w:eastAsiaTheme="majorEastAsia" w:hAnsiTheme="majorHAnsi" w:cstheme="majorBidi"/>
+      <w:rFonts/>
       <w:color w:val="4F81BD" w:themeColor="accent1"/>
       <w:sz w:val="20"/>
       <w:szCs w:val="20"/>
@@ -1703,7 +1524,7 @@
     <w:semiHidden/>
     <w:rsid w:val="00FC693F"/>
     <w:rPr>
-      <w:rFonts w:asciiTheme="majorHAnsi" w:eastAsiaTheme="majorEastAsia" w:hAnsiTheme="majorHAnsi" w:cstheme="majorBidi"/>
+      <w:rFonts/>
       <w:i/>
       <w:iCs/>
       <w:color w:val="404040" w:themeColor="text1" w:themeTint="BF"/>
@@ -1762,9 +1583,6 @@
     <w:qFormat/>
     <w:rsid w:val="00FC693F"/>
     <w:pPr>
-      <w:pBdr>
-        <w:bottom w:val="single" w:sz="4" w:space="4" w:color="4F81BD" w:themeColor="accent1"/>
-      </w:pBdr>
       <w:spacing w:before="200" w:after="280"/>
       <w:ind w:left="936" w:right="936"/>
     </w:pPr>
@@ -3292,7 +3110,7 @@
         <w:spacing w:before="0" w:after="0" w:line="240" w:lineRule="auto"/>
       </w:pPr>
       <w:rPr>
-        <w:rFonts w:asciiTheme="majorHAnsi" w:eastAsiaTheme="majorEastAsia" w:hAnsiTheme="majorHAnsi" w:cstheme="majorBidi"/>
+        <w:rFonts/>
         <w:b/>
         <w:bCs/>
       </w:rPr>
@@ -3313,7 +3131,7 @@
         <w:spacing w:before="0" w:after="0" w:line="240" w:lineRule="auto"/>
       </w:pPr>
       <w:rPr>
-        <w:rFonts w:asciiTheme="majorHAnsi" w:eastAsiaTheme="majorEastAsia" w:hAnsiTheme="majorHAnsi" w:cstheme="majorBidi"/>
+        <w:rFonts/>
         <w:b/>
         <w:bCs/>
       </w:rPr>
@@ -3331,14 +3149,14 @@
     </w:tblStylePr>
     <w:tblStylePr w:type="firstCol">
       <w:rPr>
-        <w:rFonts w:asciiTheme="majorHAnsi" w:eastAsiaTheme="majorEastAsia" w:hAnsiTheme="majorHAnsi" w:cstheme="majorBidi"/>
+        <w:rFonts/>
         <w:b/>
         <w:bCs/>
       </w:rPr>
     </w:tblStylePr>
     <w:tblStylePr w:type="lastCol">
       <w:rPr>
-        <w:rFonts w:asciiTheme="majorHAnsi" w:eastAsiaTheme="majorEastAsia" w:hAnsiTheme="majorHAnsi" w:cstheme="majorBidi"/>
+        <w:rFonts/>
         <w:b/>
         <w:bCs/>
       </w:rPr>
@@ -3422,7 +3240,7 @@
         <w:spacing w:before="0" w:after="0" w:line="240" w:lineRule="auto"/>
       </w:pPr>
       <w:rPr>
-        <w:rFonts w:asciiTheme="majorHAnsi" w:eastAsiaTheme="majorEastAsia" w:hAnsiTheme="majorHAnsi" w:cstheme="majorBidi"/>
+        <w:rFonts/>
         <w:b/>
         <w:bCs/>
       </w:rPr>
@@ -3443,7 +3261,7 @@
         <w:spacing w:before="0" w:after="0" w:line="240" w:lineRule="auto"/>
       </w:pPr>
       <w:rPr>
-        <w:rFonts w:asciiTheme="majorHAnsi" w:eastAsiaTheme="majorEastAsia" w:hAnsiTheme="majorHAnsi" w:cstheme="majorBidi"/>
+        <w:rFonts/>
         <w:b/>
         <w:bCs/>
       </w:rPr>
@@ -3461,14 +3279,14 @@
     </w:tblStylePr>
     <w:tblStylePr w:type="firstCol">
       <w:rPr>
-        <w:rFonts w:asciiTheme="majorHAnsi" w:eastAsiaTheme="majorEastAsia" w:hAnsiTheme="majorHAnsi" w:cstheme="majorBidi"/>
+        <w:rFonts/>
         <w:b/>
         <w:bCs/>
       </w:rPr>
     </w:tblStylePr>
     <w:tblStylePr w:type="lastCol">
       <w:rPr>
-        <w:rFonts w:asciiTheme="majorHAnsi" w:eastAsiaTheme="majorEastAsia" w:hAnsiTheme="majorHAnsi" w:cstheme="majorBidi"/>
+        <w:rFonts/>
         <w:b/>
         <w:bCs/>
       </w:rPr>
@@ -3552,7 +3370,7 @@
         <w:spacing w:before="0" w:after="0" w:line="240" w:lineRule="auto"/>
       </w:pPr>
       <w:rPr>
-        <w:rFonts w:asciiTheme="majorHAnsi" w:eastAsiaTheme="majorEastAsia" w:hAnsiTheme="majorHAnsi" w:cstheme="majorBidi"/>
+        <w:rFonts/>
         <w:b/>
         <w:bCs/>
       </w:rPr>
@@ -3573,7 +3391,7 @@
         <w:spacing w:before="0" w:after="0" w:line="240" w:lineRule="auto"/>
       </w:pPr>
       <w:rPr>
-        <w:rFonts w:asciiTheme="majorHAnsi" w:eastAsiaTheme="majorEastAsia" w:hAnsiTheme="majorHAnsi" w:cstheme="majorBidi"/>
+        <w:rFonts/>
         <w:b/>
         <w:bCs/>
       </w:rPr>
@@ -3591,14 +3409,14 @@
     </w:tblStylePr>
     <w:tblStylePr w:type="firstCol">
       <w:rPr>
-        <w:rFonts w:asciiTheme="majorHAnsi" w:eastAsiaTheme="majorEastAsia" w:hAnsiTheme="majorHAnsi" w:cstheme="majorBidi"/>
+        <w:rFonts/>
         <w:b/>
         <w:bCs/>
       </w:rPr>
     </w:tblStylePr>
     <w:tblStylePr w:type="lastCol">
       <w:rPr>
-        <w:rFonts w:asciiTheme="majorHAnsi" w:eastAsiaTheme="majorEastAsia" w:hAnsiTheme="majorHAnsi" w:cstheme="majorBidi"/>
+        <w:rFonts/>
         <w:b/>
         <w:bCs/>
       </w:rPr>
@@ -3682,7 +3500,7 @@
         <w:spacing w:before="0" w:after="0" w:line="240" w:lineRule="auto"/>
       </w:pPr>
       <w:rPr>
-        <w:rFonts w:asciiTheme="majorHAnsi" w:eastAsiaTheme="majorEastAsia" w:hAnsiTheme="majorHAnsi" w:cstheme="majorBidi"/>
+        <w:rFonts/>
         <w:b/>
         <w:bCs/>
       </w:rPr>
@@ -3703,7 +3521,7 @@
         <w:spacing w:before="0" w:after="0" w:line="240" w:lineRule="auto"/>
       </w:pPr>
       <w:rPr>
-        <w:rFonts w:asciiTheme="majorHAnsi" w:eastAsiaTheme="majorEastAsia" w:hAnsiTheme="majorHAnsi" w:cstheme="majorBidi"/>
+        <w:rFonts/>
         <w:b/>
         <w:bCs/>
       </w:rPr>
@@ -3721,14 +3539,14 @@
     </w:tblStylePr>
     <w:tblStylePr w:type="firstCol">
       <w:rPr>
-        <w:rFonts w:asciiTheme="majorHAnsi" w:eastAsiaTheme="majorEastAsia" w:hAnsiTheme="majorHAnsi" w:cstheme="majorBidi"/>
+        <w:rFonts/>
         <w:b/>
         <w:bCs/>
       </w:rPr>
     </w:tblStylePr>
     <w:tblStylePr w:type="lastCol">
       <w:rPr>
-        <w:rFonts w:asciiTheme="majorHAnsi" w:eastAsiaTheme="majorEastAsia" w:hAnsiTheme="majorHAnsi" w:cstheme="majorBidi"/>
+        <w:rFonts/>
         <w:b/>
         <w:bCs/>
       </w:rPr>
@@ -3812,7 +3630,7 @@
         <w:spacing w:before="0" w:after="0" w:line="240" w:lineRule="auto"/>
       </w:pPr>
       <w:rPr>
-        <w:rFonts w:asciiTheme="majorHAnsi" w:eastAsiaTheme="majorEastAsia" w:hAnsiTheme="majorHAnsi" w:cstheme="majorBidi"/>
+        <w:rFonts/>
         <w:b/>
         <w:bCs/>
       </w:rPr>
@@ -3833,7 +3651,7 @@
         <w:spacing w:before="0" w:after="0" w:line="240" w:lineRule="auto"/>
       </w:pPr>
       <w:rPr>
-        <w:rFonts w:asciiTheme="majorHAnsi" w:eastAsiaTheme="majorEastAsia" w:hAnsiTheme="majorHAnsi" w:cstheme="majorBidi"/>
+        <w:rFonts/>
         <w:b/>
         <w:bCs/>
       </w:rPr>
@@ -3851,14 +3669,14 @@
     </w:tblStylePr>
     <w:tblStylePr w:type="firstCol">
       <w:rPr>
-        <w:rFonts w:asciiTheme="majorHAnsi" w:eastAsiaTheme="majorEastAsia" w:hAnsiTheme="majorHAnsi" w:cstheme="majorBidi"/>
+        <w:rFonts/>
         <w:b/>
         <w:bCs/>
       </w:rPr>
     </w:tblStylePr>
     <w:tblStylePr w:type="lastCol">
       <w:rPr>
-        <w:rFonts w:asciiTheme="majorHAnsi" w:eastAsiaTheme="majorEastAsia" w:hAnsiTheme="majorHAnsi" w:cstheme="majorBidi"/>
+        <w:rFonts/>
         <w:b/>
         <w:bCs/>
       </w:rPr>
@@ -3942,7 +3760,7 @@
         <w:spacing w:before="0" w:after="0" w:line="240" w:lineRule="auto"/>
       </w:pPr>
       <w:rPr>
-        <w:rFonts w:asciiTheme="majorHAnsi" w:eastAsiaTheme="majorEastAsia" w:hAnsiTheme="majorHAnsi" w:cstheme="majorBidi"/>
+        <w:rFonts/>
         <w:b/>
         <w:bCs/>
       </w:rPr>
@@ -3963,7 +3781,7 @@
         <w:spacing w:before="0" w:after="0" w:line="240" w:lineRule="auto"/>
       </w:pPr>
       <w:rPr>
-        <w:rFonts w:asciiTheme="majorHAnsi" w:eastAsiaTheme="majorEastAsia" w:hAnsiTheme="majorHAnsi" w:cstheme="majorBidi"/>
+        <w:rFonts/>
         <w:b/>
         <w:bCs/>
       </w:rPr>
@@ -3981,14 +3799,14 @@
     </w:tblStylePr>
     <w:tblStylePr w:type="firstCol">
       <w:rPr>
-        <w:rFonts w:asciiTheme="majorHAnsi" w:eastAsiaTheme="majorEastAsia" w:hAnsiTheme="majorHAnsi" w:cstheme="majorBidi"/>
+        <w:rFonts/>
         <w:b/>
         <w:bCs/>
       </w:rPr>
     </w:tblStylePr>
     <w:tblStylePr w:type="lastCol">
       <w:rPr>
-        <w:rFonts w:asciiTheme="majorHAnsi" w:eastAsiaTheme="majorEastAsia" w:hAnsiTheme="majorHAnsi" w:cstheme="majorBidi"/>
+        <w:rFonts/>
         <w:b/>
         <w:bCs/>
       </w:rPr>
@@ -4072,7 +3890,7 @@
         <w:spacing w:before="0" w:after="0" w:line="240" w:lineRule="auto"/>
       </w:pPr>
       <w:rPr>
-        <w:rFonts w:asciiTheme="majorHAnsi" w:eastAsiaTheme="majorEastAsia" w:hAnsiTheme="majorHAnsi" w:cstheme="majorBidi"/>
+        <w:rFonts/>
         <w:b/>
         <w:bCs/>
       </w:rPr>
@@ -4093,7 +3911,7 @@
         <w:spacing w:before="0" w:after="0" w:line="240" w:lineRule="auto"/>
       </w:pPr>
       <w:rPr>
-        <w:rFonts w:asciiTheme="majorHAnsi" w:eastAsiaTheme="majorEastAsia" w:hAnsiTheme="majorHAnsi" w:cstheme="majorBidi"/>
+        <w:rFonts/>
         <w:b/>
         <w:bCs/>
       </w:rPr>
@@ -4111,14 +3929,14 @@
     </w:tblStylePr>
     <w:tblStylePr w:type="firstCol">
       <w:rPr>
-        <w:rFonts w:asciiTheme="majorHAnsi" w:eastAsiaTheme="majorEastAsia" w:hAnsiTheme="majorHAnsi" w:cstheme="majorBidi"/>
+        <w:rFonts/>
         <w:b/>
         <w:bCs/>
       </w:rPr>
     </w:tblStylePr>
     <w:tblStylePr w:type="lastCol">
       <w:rPr>
-        <w:rFonts w:asciiTheme="majorHAnsi" w:eastAsiaTheme="majorEastAsia" w:hAnsiTheme="majorHAnsi" w:cstheme="majorBidi"/>
+        <w:rFonts/>
         <w:b/>
         <w:bCs/>
       </w:rPr>
@@ -5983,7 +5801,7 @@
     </w:tblPr>
     <w:tblStylePr w:type="firstRow">
       <w:rPr>
-        <w:rFonts w:asciiTheme="majorHAnsi" w:eastAsiaTheme="majorEastAsia" w:hAnsiTheme="majorHAnsi" w:cstheme="majorBidi"/>
+        <w:rFonts/>
       </w:rPr>
       <w:tblPr/>
       <w:tcPr>
@@ -6067,7 +5885,7 @@
     </w:tblPr>
     <w:tblStylePr w:type="firstRow">
       <w:rPr>
-        <w:rFonts w:asciiTheme="majorHAnsi" w:eastAsiaTheme="majorEastAsia" w:hAnsiTheme="majorHAnsi" w:cstheme="majorBidi"/>
+        <w:rFonts/>
       </w:rPr>
       <w:tblPr/>
       <w:tcPr>
@@ -6151,7 +5969,7 @@
     </w:tblPr>
     <w:tblStylePr w:type="firstRow">
       <w:rPr>
-        <w:rFonts w:asciiTheme="majorHAnsi" w:eastAsiaTheme="majorEastAsia" w:hAnsiTheme="majorHAnsi" w:cstheme="majorBidi"/>
+        <w:rFonts/>
       </w:rPr>
       <w:tblPr/>
       <w:tcPr>
@@ -6235,7 +6053,7 @@
     </w:tblPr>
     <w:tblStylePr w:type="firstRow">
       <w:rPr>
-        <w:rFonts w:asciiTheme="majorHAnsi" w:eastAsiaTheme="majorEastAsia" w:hAnsiTheme="majorHAnsi" w:cstheme="majorBidi"/>
+        <w:rFonts/>
       </w:rPr>
       <w:tblPr/>
       <w:tcPr>
@@ -6319,7 +6137,7 @@
     </w:tblPr>
     <w:tblStylePr w:type="firstRow">
       <w:rPr>
-        <w:rFonts w:asciiTheme="majorHAnsi" w:eastAsiaTheme="majorEastAsia" w:hAnsiTheme="majorHAnsi" w:cstheme="majorBidi"/>
+        <w:rFonts/>
       </w:rPr>
       <w:tblPr/>
       <w:tcPr>
@@ -6403,7 +6221,7 @@
     </w:tblPr>
     <w:tblStylePr w:type="firstRow">
       <w:rPr>
-        <w:rFonts w:asciiTheme="majorHAnsi" w:eastAsiaTheme="majorEastAsia" w:hAnsiTheme="majorHAnsi" w:cstheme="majorBidi"/>
+        <w:rFonts/>
       </w:rPr>
       <w:tblPr/>
       <w:tcPr>
@@ -6487,7 +6305,7 @@
     </w:tblPr>
     <w:tblStylePr w:type="firstRow">
       <w:rPr>
-        <w:rFonts w:asciiTheme="majorHAnsi" w:eastAsiaTheme="majorEastAsia" w:hAnsiTheme="majorHAnsi" w:cstheme="majorBidi"/>
+        <w:rFonts/>
       </w:rPr>
       <w:tblPr/>
       <w:tcPr>
@@ -6552,7 +6370,7 @@
       <w:spacing w:after="0" w:line="240" w:lineRule="auto"/>
     </w:pPr>
     <w:rPr>
-      <w:rFonts w:asciiTheme="majorHAnsi" w:eastAsiaTheme="majorEastAsia" w:hAnsiTheme="majorHAnsi" w:cstheme="majorBidi"/>
+      <w:rFonts/>
       <w:color w:val="000000" w:themeColor="text1"/>
     </w:rPr>
     <w:tblPr>
@@ -6680,7 +6498,7 @@
       <w:spacing w:after="0" w:line="240" w:lineRule="auto"/>
     </w:pPr>
     <w:rPr>
-      <w:rFonts w:asciiTheme="majorHAnsi" w:eastAsiaTheme="majorEastAsia" w:hAnsiTheme="majorHAnsi" w:cstheme="majorBidi"/>
+      <w:rFonts/>
       <w:color w:val="000000" w:themeColor="text1"/>
     </w:rPr>
     <w:tblPr>
@@ -6808,7 +6626,7 @@
       <w:spacing w:after="0" w:line="240" w:lineRule="auto"/>
     </w:pPr>
     <w:rPr>
-      <w:rFonts w:asciiTheme="majorHAnsi" w:eastAsiaTheme="majorEastAsia" w:hAnsiTheme="majorHAnsi" w:cstheme="majorBidi"/>
+      <w:rFonts/>
       <w:color w:val="000000" w:themeColor="text1"/>
     </w:rPr>
     <w:tblPr>
@@ -6936,7 +6754,7 @@
       <w:spacing w:after="0" w:line="240" w:lineRule="auto"/>
     </w:pPr>
     <w:rPr>
-      <w:rFonts w:asciiTheme="majorHAnsi" w:eastAsiaTheme="majorEastAsia" w:hAnsiTheme="majorHAnsi" w:cstheme="majorBidi"/>
+      <w:rFonts/>
       <w:color w:val="000000" w:themeColor="text1"/>
     </w:rPr>
     <w:tblPr>
@@ -7064,7 +6882,7 @@
       <w:spacing w:after="0" w:line="240" w:lineRule="auto"/>
     </w:pPr>
     <w:rPr>
-      <w:rFonts w:asciiTheme="majorHAnsi" w:eastAsiaTheme="majorEastAsia" w:hAnsiTheme="majorHAnsi" w:cstheme="majorBidi"/>
+      <w:rFonts/>
       <w:color w:val="000000" w:themeColor="text1"/>
     </w:rPr>
     <w:tblPr>
@@ -7192,7 +7010,7 @@
       <w:spacing w:after="0" w:line="240" w:lineRule="auto"/>
     </w:pPr>
     <w:rPr>
-      <w:rFonts w:asciiTheme="majorHAnsi" w:eastAsiaTheme="majorEastAsia" w:hAnsiTheme="majorHAnsi" w:cstheme="majorBidi"/>
+      <w:rFonts/>
       <w:color w:val="000000" w:themeColor="text1"/>
     </w:rPr>
     <w:tblPr>
@@ -7320,7 +7138,7 @@
       <w:spacing w:after="0" w:line="240" w:lineRule="auto"/>
     </w:pPr>
     <w:rPr>
-      <w:rFonts w:asciiTheme="majorHAnsi" w:eastAsiaTheme="majorEastAsia" w:hAnsiTheme="majorHAnsi" w:cstheme="majorBidi"/>
+      <w:rFonts/>
       <w:color w:val="000000" w:themeColor="text1"/>
     </w:rPr>
     <w:tblPr>
@@ -7959,7 +7777,7 @@
       <w:spacing w:after="0" w:line="240" w:lineRule="auto"/>
     </w:pPr>
     <w:rPr>
-      <w:rFonts w:asciiTheme="majorHAnsi" w:eastAsiaTheme="majorEastAsia" w:hAnsiTheme="majorHAnsi" w:cstheme="majorBidi"/>
+      <w:rFonts/>
       <w:color w:val="000000" w:themeColor="text1"/>
     </w:rPr>
     <w:tblPr>
@@ -8084,7 +7902,7 @@
       <w:spacing w:after="0" w:line="240" w:lineRule="auto"/>
     </w:pPr>
     <w:rPr>
-      <w:rFonts w:asciiTheme="majorHAnsi" w:eastAsiaTheme="majorEastAsia" w:hAnsiTheme="majorHAnsi" w:cstheme="majorBidi"/>
+      <w:rFonts/>
       <w:color w:val="000000" w:themeColor="text1"/>
     </w:rPr>
     <w:tblPr>
@@ -8209,7 +8027,7 @@
       <w:spacing w:after="0" w:line="240" w:lineRule="auto"/>
     </w:pPr>
     <w:rPr>
-      <w:rFonts w:asciiTheme="majorHAnsi" w:eastAsiaTheme="majorEastAsia" w:hAnsiTheme="majorHAnsi" w:cstheme="majorBidi"/>
+      <w:rFonts/>
       <w:color w:val="000000" w:themeColor="text1"/>
     </w:rPr>
     <w:tblPr>
@@ -8334,7 +8152,7 @@
       <w:spacing w:after="0" w:line="240" w:lineRule="auto"/>
     </w:pPr>
     <w:rPr>
-      <w:rFonts w:asciiTheme="majorHAnsi" w:eastAsiaTheme="majorEastAsia" w:hAnsiTheme="majorHAnsi" w:cstheme="majorBidi"/>
+      <w:rFonts/>
       <w:color w:val="000000" w:themeColor="text1"/>
     </w:rPr>
     <w:tblPr>
@@ -8459,7 +8277,7 @@
       <w:spacing w:after="0" w:line="240" w:lineRule="auto"/>
     </w:pPr>
     <w:rPr>
-      <w:rFonts w:asciiTheme="majorHAnsi" w:eastAsiaTheme="majorEastAsia" w:hAnsiTheme="majorHAnsi" w:cstheme="majorBidi"/>
+      <w:rFonts/>
       <w:color w:val="000000" w:themeColor="text1"/>
     </w:rPr>
     <w:tblPr>
@@ -8584,7 +8402,7 @@
       <w:spacing w:after="0" w:line="240" w:lineRule="auto"/>
     </w:pPr>
     <w:rPr>
-      <w:rFonts w:asciiTheme="majorHAnsi" w:eastAsiaTheme="majorEastAsia" w:hAnsiTheme="majorHAnsi" w:cstheme="majorBidi"/>
+      <w:rFonts/>
       <w:color w:val="000000" w:themeColor="text1"/>
     </w:rPr>
     <w:tblPr>
@@ -8709,7 +8527,7 @@
       <w:spacing w:after="0" w:line="240" w:lineRule="auto"/>
     </w:pPr>
     <w:rPr>
-      <w:rFonts w:asciiTheme="majorHAnsi" w:eastAsiaTheme="majorEastAsia" w:hAnsiTheme="majorHAnsi" w:cstheme="majorBidi"/>
+      <w:rFonts/>
       <w:color w:val="000000" w:themeColor="text1"/>
     </w:rPr>
     <w:tblPr>

--- a/az/discovery-articles/4.1 Peyvəndləmə.docx
+++ b/az/discovery-articles/4.1 Peyvəndləmə.docx
@@ -120,7 +120,7 @@
         <w:widowControl/>
       </w:pPr>
       <w:r>
-        <w:t>Kim kəşf edib və ya yaradıb</w:t>
+        <w:t xml:space="preserve">Kim yaradıb</w:t>
       </w:r>
     </w:p>
     <w:p>
@@ -217,7 +217,7 @@
         <w:rPr>
           <w:sz w:val="20"/>
         </w:rPr>
-        <w:t>C Qurumların materialları və ensiklopedik mənbələr</w:t>
+        <w:t>Qurumların materialları və ensiklopedik mənbələr</w:t>
       </w:r>
     </w:p>
     <w:p>
@@ -325,7 +325,7 @@
         <w:rPr>
           <w:sz w:val="20"/>
         </w:rPr>
-        <w:t>D Muzey arxiv və kitabxana materialları</w:t>
+        <w:t>Muzey arxiv və kitabxana materialları</w:t>
       </w:r>
     </w:p>
     <w:p>
